--- a/tillsyn/A 61527-2025 tillsynsbegäran.docx
+++ b/tillsyn/A 61527-2025 tillsynsbegäran.docx
@@ -407,7 +407,7 @@
     <w:r>
       <w:tab/>
       <w:tab/>
-      <w:t>2026-06-18</w:t>
+      <w:t>2026-06-19</w:t>
       <w:br/>
       <w:br/>
     </w:r>

--- a/tillsyn/A 61527-2025 tillsynsbegäran.docx
+++ b/tillsyn/A 61527-2025 tillsynsbegäran.docx
@@ -407,7 +407,7 @@
     <w:r>
       <w:tab/>
       <w:tab/>
-      <w:t>2026-06-19</w:t>
+      <w:t>2026-06-20</w:t>
       <w:br/>
       <w:br/>
     </w:r>

--- a/tillsyn/A 61527-2025 tillsynsbegäran.docx
+++ b/tillsyn/A 61527-2025 tillsynsbegäran.docx
@@ -12,10 +12,7 @@
     </w:p>
     <w:p>
       <w:r>
-        <w:t>Detta dokument behandlar höga naturvärden i avverkningsanmälan A 61527-2025 i Ljungby kommun som inkom 2025-12-10 och omfattar 1,7 ha.</w:t>
-      </w:r>
-      <w:r>
-        <w:t xml:space="preserve"> I Figur 1 visas fyndplatser för naturvårdsarter i området, som finns registrerade på Artportalen.</w:t>
+        <w:t>Denna tillsynsbegäran behandlar höga naturvärden i avverkningsanmälan A 61527-2025 i Ljungby kommun som inkom 2025-12-10 och omfattar 1,7 ha.</w:t>
       </w:r>
     </w:p>
     <w:p>
@@ -63,7 +60,20 @@
         <w:spacing w:after="240"/>
       </w:pPr>
       <w:r>
-        <w:t>Figur 1. Fyndplatser för naturvårdsarter inom 13 meter från avverkningsanmälan (röd linje). Inom parentes anges rödlistekategorier, S för signalarter, Tför typiska arter och fridlysningsparagrafer i artskyddsförordningen.Markörer utan svart kant är placerade på fyndplatsen. Markörer med svart kant är placerade vid sidan av fyndplatsen och har ett svart streck som visar fyndplatsens exakta position. Kartans mittpunktskoordinat är N 6314409, E 449910 i SWEREF 99 TM.</w:t>
+        <w:t>Figur 1. Fyndplatser för naturvårdsarter inom 13 meter från avverkningsanmälan. Markörer utan svart kant är placerade på fyndplatsen. Markörer med svart kant är placerade vid sidan av fyndplatsen har ett svart streck som visar fyndplatsens exakta position. Kartans mittpunktskoordinat är N 6314409, E 449910 i SWEREF 99 TM.</w:t>
+      </w:r>
+    </w:p>
+    <w:p>
+      <w:r>
+        <w:t>Inom 13 meter från avverkningsanmälan finns fynd av 2 naturvårdsarter, varav 1 är rödlistad, 1 är fridlyst och 2 är typiska (T): gullpudra (NT, T) och tjäder (T, §4). Se Figur 1.</w:t>
+      </w:r>
+    </w:p>
+    <w:p>
+      <w:pPr>
+        <w:pStyle w:val="Heading1"/>
+      </w:pPr>
+      <w:r>
+        <w:t>Tillsynsbegäran</w:t>
       </w:r>
     </w:p>
     <w:p>
@@ -77,53 +87,45 @@
       </w:r>
     </w:p>
     <w:p>
-      <w:r>
-        <w:t>Nedan beskrivs fynd av naturvårdsarter och fridlysta arter som gjorts i det avverkningsanmälda området. I BILAGA 1 finns artfakta om fridlysta arter.</w:t>
-      </w:r>
-    </w:p>
-    <w:p>
       <w:pPr>
         <w:pStyle w:val="Heading1"/>
       </w:pPr>
       <w:r>
-        <w:t>Naturvårdsarter</w:t>
+        <w:t>Naturvårdsarter och fridlysta arter</w:t>
       </w:r>
     </w:p>
     <w:p>
       <w:r>
-        <w:t>Inom 13 meter från avverkningsanmälan har följande 2 naturvårdsarter hittats: gullpudra (NT, T) och tjäder (T, §4). Av dessa är 1 rödlistade. För rödlistade arter har rödlistekategorin angivits inom parentes. Typiska arter inom Natura 2000 som är kopplade till skogsekosystem har markerats med (T). För fridlysta arter anges även paragrafen i Artskyddsförordningen som arten är fridlyst enligt.</w:t>
+        <w:t>Nedan följer beskrivningar av de naturvårdsarter och fridlysta arter som har sina livsmiljöer och växtplatser i den avverkningsanmälda skogen. Se även ytterligare artfakta i BILAGA 1. De påträffade naturvårdsarterna är ett tydligt kvitto på att det rör sig om en skog med höga naturvärden.</w:t>
       </w:r>
     </w:p>
     <w:p>
       <w:r>
-        <w:t>De påträffade naturvårdsarterna är ett tydligt kvitto på att det rör sig om en skog med höga naturvärden.</w:t>
+        <w:rPr>
+          <w:b/>
+        </w:rPr>
+        <w:t>Gullpudra (NT)</w:t>
       </w:r>
-    </w:p>
-    <w:p>
-      <w:pPr>
-        <w:pStyle w:val="Heading2"/>
-      </w:pPr>
       <w:r>
-        <w:t>Fridlysta arter</w:t>
-      </w:r>
-    </w:p>
-    <w:p>
-      <w:r>
-        <w:t>Följande fridlysta arter har sina livsmiljöer och växtplatser i den avverkningsanmälda skogen: tjäder (T, §4).</w:t>
-      </w:r>
-    </w:p>
-    <w:p>
-      <w:r>
-        <w:t xml:space="preserve">Observera att medlemsländerna är skyldiga att agera i enlighet med EU:s fågeldirektiv där det uttryckligen står att direktivet gäller för fåglar samt för deras ägg, bon och </w:t>
+        <w:t xml:space="preserve"> växer sparsamt främst i källpåverkad sumpskog i södra och mellersta Sverige norrut till Jämtland-Västernorrland. Kommer in på rödlistan för första gången 2025 till följd av en stark minskning (&gt;50%) i Riksskogstaxeringens data. Minskningstakten överstiger gränsvärdet för Starkt hotad (EN) enligt A-kriteriet.  Då minskningen har en stor osäkerhet så nedgraderas rödlistekategorin två steg till Nära hotad. Gullpudra är typisk art för </w:t>
       </w:r>
       <w:r>
         <w:rPr>
-          <w:b/>
+          <w:i/>
         </w:rPr>
-        <w:t xml:space="preserve">livsmiljöer </w:t>
+        <w:t xml:space="preserve">9080 Lövsumpskog, 7160 Källor och källkärr </w:t>
       </w:r>
       <w:r>
-        <w:t>(artikel 1). Vidare att de åtgärder som vidtas inte får leda till en försämring av den nuvarande situationen beträffande bevarandet av de fågelarter som avses i artikel 1 (artikel 13). Fågeldirektivet är styrande för tillsynsansvariga myndigheters ärendehantering, ställningstaganden och beslutsfattande.</w:t>
+        <w:t>och</w:t>
+      </w:r>
+      <w:r>
+        <w:rPr>
+          <w:i/>
+        </w:rPr>
+        <w:t xml:space="preserve"> 7310 Aapamyrar</w:t>
+      </w:r>
+      <w:r>
+        <w:t xml:space="preserve"> (SLU Artdatabanken, 2026).</w:t>
       </w:r>
     </w:p>
     <w:p>
@@ -156,45 +158,25 @@
       </w:r>
     </w:p>
     <w:p>
-      <w:r>
-        <w:t>I BILAGA 1 finns mer detaljerad information om ekologi samt krav på livsmiljö hos fridlysta arter.</w:t>
-      </w:r>
-    </w:p>
-    <w:p>
       <w:pPr>
-        <w:pStyle w:val="Heading2"/>
+        <w:pStyle w:val="Heading1"/>
       </w:pPr>
       <w:r>
-        <w:t>Övriga naturvårdsarter</w:t>
+        <w:t>EU:s fågeldirektiv</w:t>
       </w:r>
     </w:p>
     <w:p>
       <w:r>
+        <w:t xml:space="preserve">Europeiska unionens medlemsländer är skyldiga att agera i enlighet med EU:s fågeldirektiv där det uttryckligen står att direktivet gäller för fåglar samt för deras ägg, bon och </w:t>
+      </w:r>
+      <w:r>
         <w:rPr>
           <w:b/>
         </w:rPr>
-        <w:t>Gullpudra (NT)</w:t>
+        <w:t xml:space="preserve">livsmiljöer </w:t>
       </w:r>
       <w:r>
-        <w:t xml:space="preserve"> växer sparsamt främst i källpåverkad sumpskog i södra och mellersta Sverige norrut till Jämtland-Västernorrland. Kommer in på rödlistan för första gången 2025 till följd av en stark minskning (&gt;50%) i Riksskogstaxeringens data. Minskningstakten överstiger gränsvärdet för Starkt hotad (EN) enligt A-kriteriet.  Då minskningen har en stor osäkerhet så nedgraderas rödlistekategorin två steg till Nära hotad. Gullpudra är typisk art för </w:t>
-      </w:r>
-      <w:r>
-        <w:rPr>
-          <w:i/>
-        </w:rPr>
-        <w:t xml:space="preserve">9080 Lövsumpskog, 7160 Källor och källkärr </w:t>
-      </w:r>
-      <w:r>
-        <w:t>och</w:t>
-      </w:r>
-      <w:r>
-        <w:rPr>
-          <w:i/>
-        </w:rPr>
-        <w:t xml:space="preserve"> 7310 Aapamyrar</w:t>
-      </w:r>
-      <w:r>
-        <w:t xml:space="preserve"> (SLU Artdatabanken, 2026).</w:t>
+        <w:t>(artikel 1). Vidare att de åtgärder som vidtas inte får leda till en försämring av den nuvarande situationen beträffande bevarandet av de fågelarter som avses i artikel 1 (artikel 13). Fågeldirektivet är styrande för tillsynsansvariga myndigheters ärendehantering, ställningstaganden och beslutsfattande.</w:t>
       </w:r>
     </w:p>
     <w:p>
@@ -407,7 +389,7 @@
     <w:r>
       <w:tab/>
       <w:tab/>
-      <w:t>2026-06-20</w:t>
+      <w:t>2026-06-21</w:t>
       <w:br/>
       <w:br/>
     </w:r>

--- a/tillsyn/A 61527-2025 tillsynsbegäran.docx
+++ b/tillsyn/A 61527-2025 tillsynsbegäran.docx
@@ -389,7 +389,7 @@
     <w:r>
       <w:tab/>
       <w:tab/>
-      <w:t>2026-06-21</w:t>
+      <w:t>2026-06-22</w:t>
       <w:br/>
       <w:br/>
     </w:r>

--- a/tillsyn/A 61527-2025 tillsynsbegäran.docx
+++ b/tillsyn/A 61527-2025 tillsynsbegäran.docx
@@ -389,7 +389,7 @@
     <w:r>
       <w:tab/>
       <w:tab/>
-      <w:t>2026-06-22</w:t>
+      <w:t>2026-06-23</w:t>
       <w:br/>
       <w:br/>
     </w:r>

--- a/tillsyn/A 61527-2025 tillsynsbegäran.docx
+++ b/tillsyn/A 61527-2025 tillsynsbegäran.docx
@@ -389,7 +389,7 @@
     <w:r>
       <w:tab/>
       <w:tab/>
-      <w:t>2026-06-23</w:t>
+      <w:t>2026-06-24</w:t>
       <w:br/>
       <w:br/>
     </w:r>
